--- a/Receta1.0.1.docx
+++ b/Receta1.0.1.docx
@@ -157,7 +157,7 @@
     <w:p>
       <w:r>
         <w:pict w14:anchorId="1FA3F28B">
-          <v:rect id="_x0000_i1037" style="width:0;height:1.5pt" o:hralign="center" o:hrstd="t" o:hr="t" fillcolor="#a0a0a0" stroked="f"/>
+          <v:rect id="_x0000_i1025" style="width:0;height:1.5pt" o:hralign="center" o:hrstd="t" o:hr="t" fillcolor="#a0a0a0" stroked="f"/>
         </w:pict>
       </w:r>
     </w:p>
@@ -447,7 +447,7 @@
     <w:p>
       <w:r>
         <w:pict w14:anchorId="6F9C8587">
-          <v:rect id="_x0000_i1038" style="width:0;height:1.5pt" o:hralign="center" o:hrstd="t" o:hr="t" fillcolor="#a0a0a0" stroked="f"/>
+          <v:rect id="_x0000_i1026" style="width:0;height:1.5pt" o:hralign="center" o:hrstd="t" o:hr="t" fillcolor="#a0a0a0" stroked="f"/>
         </w:pict>
       </w:r>
     </w:p>
@@ -526,6 +526,11 @@
       </w:pPr>
       <w:r>
         <w:t xml:space="preserve">Una mezcla ligeramente más líquida también favorece que bajen. </w:t>
+      </w:r>
+    </w:p>
+    <w:p>
+      <w:r>
+        <w:t>Una vez revertido el chocolate ingresa el azúcar directamente del vaso para que se haga una cubierta caramelada</w:t>
       </w:r>
     </w:p>
     <w:p/>
@@ -2817,6 +2822,7 @@
   <w:style w:type="character" w:default="1" w:styleId="Fuentedeprrafopredeter">
     <w:name w:val="Default Paragraph Font"/>
     <w:uiPriority w:val="1"/>
+    <w:semiHidden/>
     <w:unhideWhenUsed/>
   </w:style>
   <w:style w:type="table" w:default="1" w:styleId="Tablanormal">

--- a/Receta1.0.1.docx
+++ b/Receta1.0.1.docx
@@ -115,88 +115,10 @@
       </w:r>
     </w:p>
     <w:p>
-      <w:pPr>
-        <w:numPr>
-          <w:ilvl w:val="0"/>
-          <w:numId w:val="1"/>
-        </w:numPr>
-      </w:pPr>
-      <w:r>
-        <w:t xml:space="preserve">2 cucharaditas de polvo para hornear </w:t>
-      </w:r>
-    </w:p>
-    <w:p>
-      <w:pPr>
-        <w:numPr>
-          <w:ilvl w:val="0"/>
-          <w:numId w:val="1"/>
-        </w:numPr>
-      </w:pPr>
-      <w:r>
-        <w:t xml:space="preserve">1 pizca de sal </w:t>
-      </w:r>
-    </w:p>
-    <w:p>
-      <w:pPr>
-        <w:numPr>
-          <w:ilvl w:val="0"/>
-          <w:numId w:val="1"/>
-        </w:numPr>
-      </w:pPr>
-      <w:r>
-        <w:rPr>
-          <w:b/>
-          <w:bCs/>
-        </w:rPr>
-        <w:t>1 taza de chispas de chocolate</w:t>
-      </w:r>
-      <w:r>
-        <w:t xml:space="preserve"> </w:t>
-      </w:r>
-    </w:p>
-    <w:p>
       <w:r>
         <w:pict w14:anchorId="1FA3F28B">
           <v:rect id="_x0000_i1025" style="width:0;height:1.5pt" o:hralign="center" o:hrstd="t" o:hr="t" fillcolor="#a0a0a0" stroked="f"/>
         </w:pict>
-      </w:r>
-    </w:p>
-    <w:p>
-      <w:pPr>
-        <w:rPr>
-          <w:b/>
-          <w:bCs/>
-        </w:rPr>
-      </w:pPr>
-      <w:r>
-        <w:rPr>
-          <w:rFonts w:ascii="Segoe UI Emoji" w:hAnsi="Segoe UI Emoji" w:cs="Segoe UI Emoji"/>
-          <w:b/>
-          <w:bCs/>
-        </w:rPr>
-        <w:t>👨</w:t>
-      </w:r>
-      <w:r>
-        <w:rPr>
-          <w:b/>
-          <w:bCs/>
-        </w:rPr>
-        <w:t>‍</w:t>
-      </w:r>
-      <w:r>
-        <w:rPr>
-          <w:rFonts w:ascii="Segoe UI Emoji" w:hAnsi="Segoe UI Emoji" w:cs="Segoe UI Emoji"/>
-          <w:b/>
-          <w:bCs/>
-        </w:rPr>
-        <w:t>🍳</w:t>
-      </w:r>
-      <w:r>
-        <w:rPr>
-          <w:b/>
-          <w:bCs/>
-        </w:rPr>
-        <w:t xml:space="preserve"> Preparación</w:t>
       </w:r>
     </w:p>
     <w:p>
@@ -379,7 +301,6 @@
         </w:numPr>
       </w:pPr>
       <w:r>
-        <w:lastRenderedPageBreak/>
         <w:t xml:space="preserve">Si quieres que se hundan más, </w:t>
       </w:r>
       <w:r>
@@ -430,6 +351,7 @@
           <w:b/>
           <w:bCs/>
         </w:rPr>
+        <w:lastRenderedPageBreak/>
         <w:t>9. Enfriar</w:t>
       </w:r>
     </w:p>
@@ -531,6 +453,88 @@
     <w:p>
       <w:r>
         <w:t>Una vez revertido el chocolate ingresa el azúcar directamente del vaso para que se haga una cubierta caramelada</w:t>
+      </w:r>
+    </w:p>
+    <w:p>
+      <w:r>
+        <w:t>Aquí tienes 7 instrucciones adicionales, manteniendo un enfoque práctico:</w:t>
+      </w:r>
+    </w:p>
+    <w:p>
+      <w:pPr>
+        <w:numPr>
+          <w:ilvl w:val="0"/>
+          <w:numId w:val="12"/>
+        </w:numPr>
+      </w:pPr>
+      <w:r>
+        <w:t xml:space="preserve">Divide la tarea en partes pequeñas y manejables. </w:t>
+      </w:r>
+    </w:p>
+    <w:p>
+      <w:pPr>
+        <w:numPr>
+          <w:ilvl w:val="0"/>
+          <w:numId w:val="12"/>
+        </w:numPr>
+      </w:pPr>
+      <w:r>
+        <w:t xml:space="preserve">Establece un tiempo límite para cada etapa. </w:t>
+      </w:r>
+    </w:p>
+    <w:p>
+      <w:pPr>
+        <w:numPr>
+          <w:ilvl w:val="0"/>
+          <w:numId w:val="12"/>
+        </w:numPr>
+      </w:pPr>
+      <w:r>
+        <w:t xml:space="preserve">Prioriza las actividades más importantes primero. </w:t>
+      </w:r>
+    </w:p>
+    <w:p>
+      <w:pPr>
+        <w:numPr>
+          <w:ilvl w:val="0"/>
+          <w:numId w:val="12"/>
+        </w:numPr>
+      </w:pPr>
+      <w:r>
+        <w:t xml:space="preserve">Evita distracciones mientras ejecutas la tarea. </w:t>
+      </w:r>
+    </w:p>
+    <w:p>
+      <w:pPr>
+        <w:numPr>
+          <w:ilvl w:val="0"/>
+          <w:numId w:val="12"/>
+        </w:numPr>
+      </w:pPr>
+      <w:r>
+        <w:t xml:space="preserve">Haz pruebas o validaciones antes de dar por terminado el trabajo. </w:t>
+      </w:r>
+    </w:p>
+    <w:p>
+      <w:pPr>
+        <w:numPr>
+          <w:ilvl w:val="0"/>
+          <w:numId w:val="12"/>
+        </w:numPr>
+      </w:pPr>
+      <w:r>
+        <w:t xml:space="preserve">Ajusta el proceso si detectas errores o ineficiencias. </w:t>
+      </w:r>
+    </w:p>
+    <w:p>
+      <w:pPr>
+        <w:numPr>
+          <w:ilvl w:val="0"/>
+          <w:numId w:val="12"/>
+        </w:numPr>
+      </w:pPr>
+      <w:r>
+        <w:t>Guarda un respaldo de la información o resultados obtenidos.</w:t>
       </w:r>
     </w:p>
     <w:p/>
@@ -1441,6 +1445,119 @@
     </w:lvl>
   </w:abstractNum>
   <w:abstractNum w:abstractNumId="6" w15:restartNumberingAfterBreak="0">
+    <w:nsid w:val="2BAD3FD6"/>
+    <w:multiLevelType w:val="multilevel"/>
+    <w:tmpl w:val="6846BCA0"/>
+    <w:lvl w:ilvl="0">
+      <w:start w:val="6"/>
+      <w:numFmt w:val="decimal"/>
+      <w:lvlText w:val="%1."/>
+      <w:lvlJc w:val="left"/>
+      <w:pPr>
+        <w:tabs>
+          <w:tab w:val="num" w:pos="720"/>
+        </w:tabs>
+        <w:ind w:left="720" w:hanging="360"/>
+      </w:pPr>
+    </w:lvl>
+    <w:lvl w:ilvl="1" w:tentative="1">
+      <w:start w:val="1"/>
+      <w:numFmt w:val="decimal"/>
+      <w:lvlText w:val="%2."/>
+      <w:lvlJc w:val="left"/>
+      <w:pPr>
+        <w:tabs>
+          <w:tab w:val="num" w:pos="1440"/>
+        </w:tabs>
+        <w:ind w:left="1440" w:hanging="360"/>
+      </w:pPr>
+    </w:lvl>
+    <w:lvl w:ilvl="2" w:tentative="1">
+      <w:start w:val="1"/>
+      <w:numFmt w:val="decimal"/>
+      <w:lvlText w:val="%3."/>
+      <w:lvlJc w:val="left"/>
+      <w:pPr>
+        <w:tabs>
+          <w:tab w:val="num" w:pos="2160"/>
+        </w:tabs>
+        <w:ind w:left="2160" w:hanging="360"/>
+      </w:pPr>
+    </w:lvl>
+    <w:lvl w:ilvl="3" w:tentative="1">
+      <w:start w:val="1"/>
+      <w:numFmt w:val="decimal"/>
+      <w:lvlText w:val="%4."/>
+      <w:lvlJc w:val="left"/>
+      <w:pPr>
+        <w:tabs>
+          <w:tab w:val="num" w:pos="2880"/>
+        </w:tabs>
+        <w:ind w:left="2880" w:hanging="360"/>
+      </w:pPr>
+    </w:lvl>
+    <w:lvl w:ilvl="4" w:tentative="1">
+      <w:start w:val="1"/>
+      <w:numFmt w:val="decimal"/>
+      <w:lvlText w:val="%5."/>
+      <w:lvlJc w:val="left"/>
+      <w:pPr>
+        <w:tabs>
+          <w:tab w:val="num" w:pos="3600"/>
+        </w:tabs>
+        <w:ind w:left="3600" w:hanging="360"/>
+      </w:pPr>
+    </w:lvl>
+    <w:lvl w:ilvl="5" w:tentative="1">
+      <w:start w:val="1"/>
+      <w:numFmt w:val="decimal"/>
+      <w:lvlText w:val="%6."/>
+      <w:lvlJc w:val="left"/>
+      <w:pPr>
+        <w:tabs>
+          <w:tab w:val="num" w:pos="4320"/>
+        </w:tabs>
+        <w:ind w:left="4320" w:hanging="360"/>
+      </w:pPr>
+    </w:lvl>
+    <w:lvl w:ilvl="6" w:tentative="1">
+      <w:start w:val="1"/>
+      <w:numFmt w:val="decimal"/>
+      <w:lvlText w:val="%7."/>
+      <w:lvlJc w:val="left"/>
+      <w:pPr>
+        <w:tabs>
+          <w:tab w:val="num" w:pos="5040"/>
+        </w:tabs>
+        <w:ind w:left="5040" w:hanging="360"/>
+      </w:pPr>
+    </w:lvl>
+    <w:lvl w:ilvl="7" w:tentative="1">
+      <w:start w:val="1"/>
+      <w:numFmt w:val="decimal"/>
+      <w:lvlText w:val="%8."/>
+      <w:lvlJc w:val="left"/>
+      <w:pPr>
+        <w:tabs>
+          <w:tab w:val="num" w:pos="5760"/>
+        </w:tabs>
+        <w:ind w:left="5760" w:hanging="360"/>
+      </w:pPr>
+    </w:lvl>
+    <w:lvl w:ilvl="8" w:tentative="1">
+      <w:start w:val="1"/>
+      <w:numFmt w:val="decimal"/>
+      <w:lvlText w:val="%9."/>
+      <w:lvlJc w:val="left"/>
+      <w:pPr>
+        <w:tabs>
+          <w:tab w:val="num" w:pos="6480"/>
+        </w:tabs>
+        <w:ind w:left="6480" w:hanging="360"/>
+      </w:pPr>
+    </w:lvl>
+  </w:abstractNum>
+  <w:abstractNum w:abstractNumId="7" w15:restartNumberingAfterBreak="0">
     <w:nsid w:val="34DE70DB"/>
     <w:multiLevelType w:val="multilevel"/>
     <w:tmpl w:val="99E6BA1A"/>
@@ -1589,7 +1706,7 @@
       </w:rPr>
     </w:lvl>
   </w:abstractNum>
-  <w:abstractNum w:abstractNumId="7" w15:restartNumberingAfterBreak="0">
+  <w:abstractNum w:abstractNumId="8" w15:restartNumberingAfterBreak="0">
     <w:nsid w:val="3DD37857"/>
     <w:multiLevelType w:val="multilevel"/>
     <w:tmpl w:val="EEDE84D4"/>
@@ -1738,7 +1855,7 @@
       </w:rPr>
     </w:lvl>
   </w:abstractNum>
-  <w:abstractNum w:abstractNumId="8" w15:restartNumberingAfterBreak="0">
+  <w:abstractNum w:abstractNumId="9" w15:restartNumberingAfterBreak="0">
     <w:nsid w:val="4D475EBB"/>
     <w:multiLevelType w:val="multilevel"/>
     <w:tmpl w:val="D8C4820C"/>
@@ -1887,7 +2004,7 @@
       </w:rPr>
     </w:lvl>
   </w:abstractNum>
-  <w:abstractNum w:abstractNumId="9" w15:restartNumberingAfterBreak="0">
+  <w:abstractNum w:abstractNumId="10" w15:restartNumberingAfterBreak="0">
     <w:nsid w:val="71325CD1"/>
     <w:multiLevelType w:val="multilevel"/>
     <w:tmpl w:val="EC7C13D6"/>
@@ -2036,7 +2153,7 @@
       </w:rPr>
     </w:lvl>
   </w:abstractNum>
-  <w:abstractNum w:abstractNumId="10" w15:restartNumberingAfterBreak="0">
+  <w:abstractNum w:abstractNumId="11" w15:restartNumberingAfterBreak="0">
     <w:nsid w:val="79620A43"/>
     <w:multiLevelType w:val="multilevel"/>
     <w:tmpl w:val="CFDA7ED6"/>
@@ -2192,10 +2309,10 @@
     <w:abstractNumId w:val="5"/>
   </w:num>
   <w:num w:numId="3" w16cid:durableId="535198375">
-    <w:abstractNumId w:val="10"/>
+    <w:abstractNumId w:val="11"/>
   </w:num>
   <w:num w:numId="4" w16cid:durableId="569585664">
-    <w:abstractNumId w:val="7"/>
+    <w:abstractNumId w:val="8"/>
   </w:num>
   <w:num w:numId="5" w16cid:durableId="2100515104">
     <w:abstractNumId w:val="4"/>
@@ -2204,7 +2321,7 @@
     <w:abstractNumId w:val="3"/>
   </w:num>
   <w:num w:numId="7" w16cid:durableId="1348561740">
-    <w:abstractNumId w:val="8"/>
+    <w:abstractNumId w:val="9"/>
   </w:num>
   <w:num w:numId="8" w16cid:durableId="1151094482">
     <w:abstractNumId w:val="2"/>
@@ -2213,10 +2330,13 @@
     <w:abstractNumId w:val="0"/>
   </w:num>
   <w:num w:numId="10" w16cid:durableId="263419527">
-    <w:abstractNumId w:val="6"/>
+    <w:abstractNumId w:val="7"/>
   </w:num>
   <w:num w:numId="11" w16cid:durableId="580261473">
-    <w:abstractNumId w:val="9"/>
+    <w:abstractNumId w:val="10"/>
+  </w:num>
+  <w:num w:numId="12" w16cid:durableId="1838835946">
+    <w:abstractNumId w:val="6"/>
   </w:num>
 </w:numbering>
 </file>
@@ -2822,7 +2942,6 @@
   <w:style w:type="character" w:default="1" w:styleId="Fuentedeprrafopredeter">
     <w:name w:val="Default Paragraph Font"/>
     <w:uiPriority w:val="1"/>
-    <w:semiHidden/>
     <w:unhideWhenUsed/>
   </w:style>
   <w:style w:type="table" w:default="1" w:styleId="Tablanormal">
